--- a/docs/requerimientos-funcionales/RF6-AgregarAlumno.docx
+++ b/docs/requerimientos-funcionales/RF6-AgregarAlumno.docx
@@ -52,6 +52,12 @@
               <w:rPr>
                 <w:b/>
               </w:rPr>
+              <w:t>e</w:t>
+            </w:r>
+            <w:r>
+              <w:rPr>
+                <w:b/>
+              </w:rPr>
               <w:t>Especificación de requerimientos</w:t>
             </w:r>
           </w:p>
@@ -179,7 +185,6 @@
         <w:tc>
           <w:tcPr>
             <w:tcW w:w="2100" w:type="dxa"/>
-            <w:shd w:val="clear" w:color="auto" w:fill="auto"/>
             <w:tcMar>
               <w:top w:w="100" w:type="dxa"/>
               <w:left w:w="100" w:type="dxa"/>
@@ -201,7 +206,6 @@
           <w:tcPr>
             <w:tcW w:w="3165" w:type="dxa"/>
             <w:gridSpan w:val="2"/>
-            <w:shd w:val="clear" w:color="auto" w:fill="auto"/>
             <w:tcMar>
               <w:top w:w="100" w:type="dxa"/>
               <w:left w:w="100" w:type="dxa"/>
@@ -223,7 +227,6 @@
         <w:tc>
           <w:tcPr>
             <w:tcW w:w="1965" w:type="dxa"/>
-            <w:shd w:val="clear" w:color="auto" w:fill="auto"/>
             <w:tcMar>
               <w:top w:w="100" w:type="dxa"/>
               <w:left w:w="100" w:type="dxa"/>
@@ -244,7 +247,6 @@
         <w:tc>
           <w:tcPr>
             <w:tcW w:w="2385" w:type="dxa"/>
-            <w:shd w:val="clear" w:color="auto" w:fill="auto"/>
             <w:tcMar>
               <w:top w:w="100" w:type="dxa"/>
               <w:left w:w="100" w:type="dxa"/>
@@ -298,7 +300,6 @@
           <w:tcPr>
             <w:tcW w:w="7515" w:type="dxa"/>
             <w:gridSpan w:val="4"/>
-            <w:shd w:val="clear" w:color="auto" w:fill="auto"/>
             <w:tcMar>
               <w:top w:w="100" w:type="dxa"/>
               <w:left w:w="100" w:type="dxa"/>
@@ -464,7 +465,6 @@
         <w:tc>
           <w:tcPr>
             <w:tcW w:w="2100" w:type="dxa"/>
-            <w:shd w:val="clear" w:color="auto" w:fill="auto"/>
             <w:tcMar>
               <w:top w:w="100" w:type="dxa"/>
               <w:left w:w="100" w:type="dxa"/>
@@ -521,7 +521,7 @@
               <w:spacing w:line="240" w:lineRule="auto"/>
             </w:pPr>
             <w:r>
-              <w:t>Fecha de nacimiento</w:t>
+              <w:t>Edad</w:t>
             </w:r>
           </w:p>
           <w:p>
@@ -554,7 +554,6 @@
         <w:tc>
           <w:tcPr>
             <w:tcW w:w="1650" w:type="dxa"/>
-            <w:shd w:val="clear" w:color="auto" w:fill="auto"/>
             <w:tcMar>
               <w:top w:w="100" w:type="dxa"/>
               <w:left w:w="100" w:type="dxa"/>
@@ -568,30 +567,13 @@
               <w:spacing w:line="240" w:lineRule="auto"/>
             </w:pPr>
             <w:r>
-              <w:t>Maestro/</w:t>
-            </w:r>
-            <w:proofErr w:type="gramStart"/>
-            <w:r>
-              <w:t>Director</w:t>
-            </w:r>
-            <w:proofErr w:type="gramEnd"/>
-            <w:r>
-              <w:t>/</w:t>
-            </w:r>
-            <w:proofErr w:type="spellStart"/>
-            <w:r>
-              <w:t>Root</w:t>
-            </w:r>
-            <w:proofErr w:type="spellEnd"/>
-            <w:r>
-              <w:t xml:space="preserve"> con la información del alumno</w:t>
+              <w:t>Maestro/Director/Root con la información del alumno</w:t>
             </w:r>
           </w:p>
         </w:tc>
         <w:tc>
           <w:tcPr>
             <w:tcW w:w="1515" w:type="dxa"/>
-            <w:shd w:val="clear" w:color="auto" w:fill="auto"/>
             <w:tcMar>
               <w:top w:w="100" w:type="dxa"/>
               <w:left w:w="100" w:type="dxa"/>
@@ -648,7 +630,6 @@
         <w:tc>
           <w:tcPr>
             <w:tcW w:w="1965" w:type="dxa"/>
-            <w:shd w:val="clear" w:color="auto" w:fill="auto"/>
             <w:tcMar>
               <w:top w:w="100" w:type="dxa"/>
               <w:left w:w="100" w:type="dxa"/>
@@ -684,7 +665,6 @@
         <w:tc>
           <w:tcPr>
             <w:tcW w:w="2385" w:type="dxa"/>
-            <w:shd w:val="clear" w:color="auto" w:fill="auto"/>
             <w:tcMar>
               <w:top w:w="100" w:type="dxa"/>
               <w:left w:w="100" w:type="dxa"/>
@@ -782,7 +762,6 @@
           <w:tcPr>
             <w:tcW w:w="7515" w:type="dxa"/>
             <w:gridSpan w:val="4"/>
-            <w:shd w:val="clear" w:color="auto" w:fill="auto"/>
             <w:tcMar>
               <w:top w:w="100" w:type="dxa"/>
               <w:left w:w="100" w:type="dxa"/>
@@ -941,7 +920,6 @@
           <w:tcPr>
             <w:tcW w:w="7515" w:type="dxa"/>
             <w:gridSpan w:val="4"/>
-            <w:shd w:val="clear" w:color="auto" w:fill="auto"/>
             <w:tcMar>
               <w:top w:w="100" w:type="dxa"/>
               <w:left w:w="100" w:type="dxa"/>
